--- a/assets/downloads/simulation-25/rubric.docx
+++ b/assets/downloads/simulation-25/rubric.docx
@@ -1,13 +1,12 @@
 
 <file path=word/document.xml><?xml version="1.0" encoding="utf-8"?>
-<w:document xmlns:wpc="http://schemas.microsoft.com/office/word/2010/wordprocessingCanvas" xmlns:cx="http://schemas.microsoft.com/office/drawing/2014/chartex" xmlns:cx1="http://schemas.microsoft.com/office/drawing/2015/9/8/chartex" xmlns:cx2="http://schemas.microsoft.com/office/drawing/2015/10/21/chartex" xmlns:cx3="http://schemas.microsoft.com/office/drawing/2016/5/9/chartex" xmlns:cx4="http://schemas.microsoft.com/office/drawing/2016/5/10/chartex" xmlns:cx5="http://schemas.microsoft.com/office/drawing/2016/5/11/chartex" xmlns:cx6="http://schemas.microsoft.com/office/drawing/2016/5/12/chartex" xmlns:cx7="http://schemas.microsoft.com/office/drawing/2016/5/13/chartex" xmlns:cx8="http://schemas.microsoft.com/office/drawing/2016/5/14/chartex" xmlns:mc="http://schemas.openxmlformats.org/markup-compatibility/2006" xmlns:aink="http://schemas.microsoft.com/office/drawing/2016/ink" xmlns:am3d="http://schemas.microsoft.com/office/drawing/2017/model3d" xmlns:o="urn:schemas-microsoft-com:office:office" xmlns:oel="http://schemas.microsoft.com/office/2019/extlst" xmlns:r="http://schemas.openxmlformats.org/officeDocument/2006/relationships" xmlns:m="http://schemas.openxmlformats.org/officeDocument/2006/math" xmlns:v="urn:schemas-microsoft-com:vml" xmlns:wp14="http://schemas.microsoft.com/office/word/2010/wordprocessingDrawing" xmlns:wp="http://schemas.openxmlformats.org/drawingml/2006/wordprocessingDrawing" xmlns:w10="urn:schemas-microsoft-com:office:word" xmlns:w="http://schemas.openxmlformats.org/wordprocessingml/2006/main" xmlns:w14="http://schemas.microsoft.com/office/word/2010/wordml" xmlns:w15="http://schemas.microsoft.com/office/word/2012/wordml" xmlns:w16cei="http://schemas.microsoft.com/office/word/2026/wordml/cei" xmlns:w16cex="http://schemas.microsoft.com/office/word/2018/wordml/cex" xmlns:w16cid="http://schemas.microsoft.com/office/word/2016/wordml/cid" xmlns:w16="http://schemas.microsoft.com/office/word/2018/wordml" xmlns:w16du="http://schemas.microsoft.com/office/word/2023/wordml/word16du" xmlns:w16sdtdh="http://schemas.microsoft.com/office/word/2020/wordml/sdtdatahash" xmlns:w16sdtfl="http://schemas.microsoft.com/office/word/2024/wordml/sdtformatlock" xmlns:w16se="http://schemas.microsoft.com/office/word/2015/wordml/symex" xmlns:wpg="http://schemas.microsoft.com/office/word/2010/wordprocessingGroup" xmlns:wpi="http://schemas.microsoft.com/office/word/2010/wordprocessingInk" xmlns:wne="http://schemas.microsoft.com/office/word/2006/wordml" xmlns:wps="http://schemas.microsoft.com/office/word/2010/wordprocessingShape" mc:Ignorable="w14 w15 w16se w16cid w16 w16cex w16sdtdh w16sdtfl w16du wp14">
+<w:document xmlns:wpc="http://schemas.microsoft.com/office/word/2010/wordprocessingCanvas" xmlns:cx="http://schemas.microsoft.com/office/drawing/2014/chartex" xmlns:cx1="http://schemas.microsoft.com/office/drawing/2015/9/8/chartex" xmlns:cx2="http://schemas.microsoft.com/office/drawing/2015/10/21/chartex" xmlns:cx3="http://schemas.microsoft.com/office/drawing/2016/5/9/chartex" xmlns:cx4="http://schemas.microsoft.com/office/drawing/2016/5/10/chartex" xmlns:cx5="http://schemas.microsoft.com/office/drawing/2016/5/11/chartex" xmlns:cx6="http://schemas.microsoft.com/office/drawing/2016/5/12/chartex" xmlns:cx7="http://schemas.microsoft.com/office/drawing/2016/5/13/chartex" xmlns:cx8="http://schemas.microsoft.com/office/drawing/2016/5/14/chartex" xmlns:mc="http://schemas.openxmlformats.org/markup-compatibility/2006" xmlns:aink="http://schemas.microsoft.com/office/drawing/2016/ink" xmlns:am3d="http://schemas.microsoft.com/office/drawing/2017/model3d" xmlns:o="urn:schemas-microsoft-com:office:office" xmlns:oel="http://schemas.microsoft.com/office/2019/extlst" xmlns:r="http://schemas.openxmlformats.org/officeDocument/2006/relationships" xmlns:m="http://schemas.openxmlformats.org/officeDocument/2006/math" xmlns:v="urn:schemas-microsoft-com:vml" xmlns:wp14="http://schemas.microsoft.com/office/word/2010/wordprocessingDrawing" xmlns:wp="http://schemas.openxmlformats.org/drawingml/2006/wordprocessingDrawing" xmlns:w10="urn:schemas-microsoft-com:office:word" xmlns:w="http://schemas.openxmlformats.org/wordprocessingml/2006/main" xmlns:w14="http://schemas.microsoft.com/office/word/2010/wordml" xmlns:w15="http://schemas.microsoft.com/office/word/2012/wordml" xmlns:w16cex="http://schemas.microsoft.com/office/word/2018/wordml/cex" xmlns:w16cid="http://schemas.microsoft.com/office/word/2016/wordml/cid" xmlns:w16="http://schemas.microsoft.com/office/word/2018/wordml" xmlns:w16du="http://schemas.microsoft.com/office/word/2023/wordml/word16du" xmlns:w16sdtdh="http://schemas.microsoft.com/office/word/2020/wordml/sdtdatahash" xmlns:w16sdtfl="http://schemas.microsoft.com/office/word/2024/wordml/sdtformatlock" xmlns:w16se="http://schemas.microsoft.com/office/word/2015/wordml/symex" xmlns:wpg="http://schemas.microsoft.com/office/word/2010/wordprocessingGroup" xmlns:wpi="http://schemas.microsoft.com/office/word/2010/wordprocessingInk" xmlns:wne="http://schemas.microsoft.com/office/word/2006/wordml" xmlns:wps="http://schemas.microsoft.com/office/word/2010/wordprocessingShape" mc:Ignorable="w14 w15 w16se w16cid w16 w16cex w16sdtdh w16sdtfl w16du wp14">
   <w:body>
     <w:p>
       <w:pPr>
         <w:pStyle w:val="Heading1"/>
         <w:spacing w:line="480" w:lineRule="auto"/>
         <w:rPr>
-          <w:rFonts w:ascii="Times New Roman" w:hAnsi="Times New Roman"/>
           <w:color w:val="000000"/>
           <w:sz w:val="24"/>
           <w:szCs w:val="24"/>
@@ -15,9 +14,8 @@
       </w:pPr>
       <w:r>
         <w:rPr>
-          <w:rFonts w:ascii="Aptos" w:hAnsi="Aptos" w:eastAsia="Aptos" w:cs="Aptos"/>
+          <w:rFonts w:ascii="Aptos" w:eastAsia="Aptos" w:hAnsi="Aptos" w:cs="Aptos"/>
           <w:color w:val="000000"/>
-          <w:sz w:val="40"/>
           <w:szCs w:val="40"/>
         </w:rPr>
         <w:t>Rubric</w:t>
@@ -30,13 +28,13 @@
         <w:tblLook w:val="04A0" w:firstRow="1" w:lastRow="0" w:firstColumn="1" w:lastColumn="0" w:noHBand="0" w:noVBand="1"/>
       </w:tblPr>
       <w:tblGrid>
-        <w:gridCol w:w="1713"/>
-        <w:gridCol w:w="249"/>
-        <w:gridCol w:w="2436"/>
-        <w:gridCol w:w="474"/>
-        <w:gridCol w:w="920"/>
-        <w:gridCol w:w="979"/>
-        <w:gridCol w:w="2803"/>
+        <w:gridCol w:w="1592"/>
+        <w:gridCol w:w="46"/>
+        <w:gridCol w:w="2519"/>
+        <w:gridCol w:w="1899"/>
+        <w:gridCol w:w="1088"/>
+        <w:gridCol w:w="133"/>
+        <w:gridCol w:w="2297"/>
       </w:tblGrid>
       <w:tr>
         <w:trPr>
@@ -44,7 +42,7 @@
         </w:trPr>
         <w:tc>
           <w:tcPr>
-            <w:tcW w:w="1728" w:type="dxa"/>
+            <w:tcW w:w="1592" w:type="dxa"/>
             <w:tcBorders>
               <w:top w:val="nil"/>
               <w:left w:val="nil"/>
@@ -63,7 +61,6 @@
             </w:pPr>
             <w:r>
               <w:rPr>
-                <w:rFonts w:ascii="Aptos" w:hAnsi="Aptos" w:eastAsia="Aptos" w:cs="Aptos"/>
                 <w:color w:val="000000"/>
                 <w:sz w:val="24"/>
                 <w:szCs w:val="24"/>
@@ -74,8 +71,8 @@
         </w:tc>
         <w:tc>
           <w:tcPr>
-            <w:tcW w:w="3202" w:type="dxa"/>
-            <w:gridSpan w:val="3"/>
+            <w:tcW w:w="2565" w:type="dxa"/>
+            <w:gridSpan w:val="2"/>
             <w:tcBorders>
               <w:top w:val="nil"/>
               <w:left w:val="nil"/>
@@ -96,7 +93,7 @@
         </w:tc>
         <w:tc>
           <w:tcPr>
-            <w:tcW w:w="1746" w:type="dxa"/>
+            <w:tcW w:w="2987" w:type="dxa"/>
             <w:gridSpan w:val="2"/>
             <w:tcBorders>
               <w:top w:val="nil"/>
@@ -116,7 +113,6 @@
             </w:pPr>
             <w:r>
               <w:rPr>
-                <w:rFonts w:ascii="Aptos" w:hAnsi="Aptos" w:eastAsia="Aptos" w:cs="Aptos"/>
                 <w:color w:val="000000"/>
                 <w:sz w:val="24"/>
                 <w:szCs w:val="24"/>
@@ -127,7 +123,8 @@
         </w:tc>
         <w:tc>
           <w:tcPr>
-            <w:tcW w:w="2898" w:type="dxa"/>
+            <w:tcW w:w="2430" w:type="dxa"/>
+            <w:gridSpan w:val="2"/>
             <w:tcBorders>
               <w:top w:val="nil"/>
               <w:left w:val="nil"/>
@@ -153,7 +150,7 @@
         </w:trPr>
         <w:tc>
           <w:tcPr>
-            <w:tcW w:w="1988" w:type="dxa"/>
+            <w:tcW w:w="1638" w:type="dxa"/>
             <w:gridSpan w:val="2"/>
             <w:shd w:val="clear" w:color="auto" w:fill="A73023"/>
           </w:tcPr>
@@ -172,7 +169,6 @@
             </w:pPr>
             <w:r>
               <w:rPr>
-                <w:rFonts w:ascii="Aptos" w:hAnsi="Aptos" w:eastAsia="Aptos" w:cs="Aptos"/>
                 <w:b/>
                 <w:bCs/>
                 <w:color w:val="FFFFFF" w:themeColor="background1"/>
@@ -185,38 +181,7 @@
         </w:tc>
         <w:tc>
           <w:tcPr>
-            <w:tcW w:w="2462" w:type="dxa"/>
-            <w:shd w:val="clear" w:color="auto" w:fill="A73023"/>
-          </w:tcPr>
-          <w:p>
-            <w:pPr>
-              <w:ind w:left="144" w:hanging="144"/>
-              <w:jc w:val="center"/>
-              <w:rPr>
-                <w:rFonts w:ascii="Times New Roman" w:hAnsi="Times New Roman"/>
-                <w:b/>
-                <w:bCs/>
-                <w:color w:val="FFFFFF" w:themeColor="background1"/>
-                <w:sz w:val="24"/>
-                <w:szCs w:val="24"/>
-              </w:rPr>
-            </w:pPr>
-            <w:r>
-              <w:rPr>
-                <w:rFonts w:ascii="Aptos" w:hAnsi="Aptos" w:eastAsia="Aptos" w:cs="Aptos"/>
-                <w:b/>
-                <w:bCs/>
-                <w:color w:val="FFFFFF" w:themeColor="background1"/>
-                <w:sz w:val="24"/>
-                <w:szCs w:val="24"/>
-              </w:rPr>
-              <w:t>DESCRIPTION</w:t>
-            </w:r>
-          </w:p>
-        </w:tc>
-        <w:tc>
-          <w:tcPr>
-            <w:tcW w:w="1240" w:type="dxa"/>
+            <w:tcW w:w="4418" w:type="dxa"/>
             <w:gridSpan w:val="2"/>
             <w:shd w:val="clear" w:color="auto" w:fill="A73023"/>
           </w:tcPr>
@@ -235,7 +200,37 @@
             </w:pPr>
             <w:r>
               <w:rPr>
-                <w:rFonts w:ascii="Aptos" w:hAnsi="Aptos" w:eastAsia="Aptos" w:cs="Aptos"/>
+                <w:b/>
+                <w:bCs/>
+                <w:color w:val="FFFFFF" w:themeColor="background1"/>
+                <w:sz w:val="24"/>
+                <w:szCs w:val="24"/>
+              </w:rPr>
+              <w:t>DESCRIPTION</w:t>
+            </w:r>
+          </w:p>
+        </w:tc>
+        <w:tc>
+          <w:tcPr>
+            <w:tcW w:w="1221" w:type="dxa"/>
+            <w:gridSpan w:val="2"/>
+            <w:shd w:val="clear" w:color="auto" w:fill="A73023"/>
+          </w:tcPr>
+          <w:p>
+            <w:pPr>
+              <w:ind w:left="144" w:hanging="144"/>
+              <w:jc w:val="center"/>
+              <w:rPr>
+                <w:rFonts w:ascii="Times New Roman" w:hAnsi="Times New Roman"/>
+                <w:b/>
+                <w:bCs/>
+                <w:color w:val="FFFFFF" w:themeColor="background1"/>
+                <w:sz w:val="24"/>
+                <w:szCs w:val="24"/>
+              </w:rPr>
+            </w:pPr>
+            <w:r>
+              <w:rPr>
                 <w:b/>
                 <w:bCs/>
                 <w:color w:val="FFFFFF" w:themeColor="background1"/>
@@ -260,7 +255,6 @@
             </w:pPr>
             <w:r>
               <w:rPr>
-                <w:rFonts w:ascii="Aptos" w:hAnsi="Aptos" w:eastAsia="Aptos" w:cs="Aptos"/>
                 <w:b/>
                 <w:bCs/>
                 <w:color w:val="FFFFFF" w:themeColor="background1"/>
@@ -271,7 +265,6 @@
             </w:r>
             <w:r>
               <w:rPr>
-                <w:rFonts w:ascii="Aptos" w:hAnsi="Aptos" w:eastAsia="Aptos" w:cs="Aptos"/>
                 <w:b/>
                 <w:bCs/>
                 <w:color w:val="FFFFFF" w:themeColor="background1"/>
@@ -282,7 +275,6 @@
             </w:r>
             <w:r>
               <w:rPr>
-                <w:rFonts w:ascii="Aptos" w:hAnsi="Aptos" w:eastAsia="Aptos" w:cs="Aptos"/>
                 <w:b/>
                 <w:bCs/>
                 <w:color w:val="FFFFFF" w:themeColor="background1"/>
@@ -295,8 +287,7 @@
         </w:tc>
         <w:tc>
           <w:tcPr>
-            <w:tcW w:w="3884" w:type="dxa"/>
-            <w:gridSpan w:val="2"/>
+            <w:tcW w:w="2297" w:type="dxa"/>
             <w:shd w:val="clear" w:color="auto" w:fill="A73023"/>
           </w:tcPr>
           <w:p>
@@ -314,7 +305,6 @@
             </w:pPr>
             <w:r>
               <w:rPr>
-                <w:rFonts w:ascii="Aptos" w:hAnsi="Aptos" w:eastAsia="Aptos" w:cs="Aptos"/>
                 <w:b/>
                 <w:bCs/>
                 <w:color w:val="FFFFFF" w:themeColor="background1"/>
@@ -332,7 +322,7 @@
         </w:trPr>
         <w:tc>
           <w:tcPr>
-            <w:tcW w:w="1988" w:type="dxa"/>
+            <w:tcW w:w="1638" w:type="dxa"/>
             <w:gridSpan w:val="2"/>
             <w:shd w:val="clear" w:color="auto" w:fill="EDD2C4"/>
           </w:tcPr>
@@ -348,7 +338,6 @@
             </w:pPr>
             <w:r>
               <w:rPr>
-                <w:rFonts w:ascii="Aptos" w:hAnsi="Aptos" w:eastAsia="Aptos" w:cs="Aptos"/>
                 <w:color w:val="000000"/>
                 <w:sz w:val="24"/>
                 <w:szCs w:val="24"/>
@@ -359,7 +348,8 @@
         </w:tc>
         <w:tc>
           <w:tcPr>
-            <w:tcW w:w="2462" w:type="dxa"/>
+            <w:tcW w:w="4418" w:type="dxa"/>
+            <w:gridSpan w:val="2"/>
           </w:tcPr>
           <w:p>
             <w:pPr>
@@ -373,28 +363,17 @@
             </w:pPr>
             <w:r>
               <w:rPr>
-                <w:rFonts w:ascii="Aptos" w:hAnsi="Aptos" w:eastAsia="Aptos" w:cs="Aptos"/>
                 <w:color w:val="000000"/>
                 <w:sz w:val="24"/>
                 <w:szCs w:val="24"/>
               </w:rPr>
-              <w:t xml:space="preserve">The HCP demonstrated anatomical and physiological knowledge while </w:t>
-            </w:r>
-            <w:r>
-              <w:rPr>
-                <w:rFonts w:ascii="Aptos" w:hAnsi="Aptos" w:eastAsia="Aptos" w:cs="Aptos"/>
-                <w:color w:val="000000"/>
-                <w:sz w:val="24"/>
-                <w:szCs w:val="24"/>
-              </w:rPr>
-              <w:lastRenderedPageBreak/>
-              <w:t>assessing the patient over the phone.</w:t>
+              <w:t>The HCP demonstrated anatomical and physiological knowledge while assessing the patient over the phone.</w:t>
             </w:r>
           </w:p>
         </w:tc>
         <w:tc>
           <w:tcPr>
-            <w:tcW w:w="1240" w:type="dxa"/>
+            <w:tcW w:w="1221" w:type="dxa"/>
             <w:gridSpan w:val="2"/>
           </w:tcPr>
           <w:p>
@@ -411,8 +390,7 @@
         </w:tc>
         <w:tc>
           <w:tcPr>
-            <w:tcW w:w="3884" w:type="dxa"/>
-            <w:gridSpan w:val="2"/>
+            <w:tcW w:w="2297" w:type="dxa"/>
           </w:tcPr>
           <w:p>
             <w:pPr>
@@ -433,7 +411,7 @@
         </w:trPr>
         <w:tc>
           <w:tcPr>
-            <w:tcW w:w="1988" w:type="dxa"/>
+            <w:tcW w:w="1638" w:type="dxa"/>
             <w:gridSpan w:val="2"/>
             <w:shd w:val="clear" w:color="auto" w:fill="EDD2C4"/>
           </w:tcPr>
@@ -449,7 +427,6 @@
             </w:pPr>
             <w:r>
               <w:rPr>
-                <w:rFonts w:ascii="Aptos" w:hAnsi="Aptos" w:eastAsia="Aptos" w:cs="Aptos"/>
                 <w:color w:val="000000"/>
                 <w:sz w:val="24"/>
                 <w:szCs w:val="24"/>
@@ -460,7 +437,8 @@
         </w:tc>
         <w:tc>
           <w:tcPr>
-            <w:tcW w:w="2462" w:type="dxa"/>
+            <w:tcW w:w="4418" w:type="dxa"/>
+            <w:gridSpan w:val="2"/>
           </w:tcPr>
           <w:p>
             <w:pPr>
@@ -474,7 +452,6 @@
             </w:pPr>
             <w:r>
               <w:rPr>
-                <w:rFonts w:ascii="Aptos" w:hAnsi="Aptos" w:eastAsia="Aptos" w:cs="Aptos"/>
                 <w:color w:val="000000"/>
                 <w:sz w:val="24"/>
                 <w:szCs w:val="24"/>
@@ -485,7 +462,7 @@
         </w:tc>
         <w:tc>
           <w:tcPr>
-            <w:tcW w:w="1240" w:type="dxa"/>
+            <w:tcW w:w="1221" w:type="dxa"/>
             <w:gridSpan w:val="2"/>
           </w:tcPr>
           <w:p>
@@ -502,8 +479,7 @@
         </w:tc>
         <w:tc>
           <w:tcPr>
-            <w:tcW w:w="3884" w:type="dxa"/>
-            <w:gridSpan w:val="2"/>
+            <w:tcW w:w="2297" w:type="dxa"/>
           </w:tcPr>
           <w:p>
             <w:pPr>
@@ -524,7 +500,7 @@
         </w:trPr>
         <w:tc>
           <w:tcPr>
-            <w:tcW w:w="1988" w:type="dxa"/>
+            <w:tcW w:w="1638" w:type="dxa"/>
             <w:gridSpan w:val="2"/>
             <w:shd w:val="clear" w:color="auto" w:fill="EDD2C4"/>
           </w:tcPr>
@@ -540,7 +516,6 @@
             </w:pPr>
             <w:r>
               <w:rPr>
-                <w:rFonts w:ascii="Aptos" w:hAnsi="Aptos" w:eastAsia="Aptos" w:cs="Aptos"/>
                 <w:color w:val="000000"/>
                 <w:sz w:val="24"/>
                 <w:szCs w:val="24"/>
@@ -551,7 +526,8 @@
         </w:tc>
         <w:tc>
           <w:tcPr>
-            <w:tcW w:w="2462" w:type="dxa"/>
+            <w:tcW w:w="4418" w:type="dxa"/>
+            <w:gridSpan w:val="2"/>
           </w:tcPr>
           <w:p>
             <w:pPr>
@@ -565,7 +541,6 @@
             </w:pPr>
             <w:r>
               <w:rPr>
-                <w:rFonts w:ascii="Aptos" w:hAnsi="Aptos" w:eastAsia="Aptos" w:cs="Aptos"/>
                 <w:color w:val="000000"/>
                 <w:sz w:val="24"/>
                 <w:szCs w:val="24"/>
@@ -576,7 +551,7 @@
         </w:tc>
         <w:tc>
           <w:tcPr>
-            <w:tcW w:w="1240" w:type="dxa"/>
+            <w:tcW w:w="1221" w:type="dxa"/>
             <w:gridSpan w:val="2"/>
           </w:tcPr>
           <w:p>
@@ -593,8 +568,7 @@
         </w:tc>
         <w:tc>
           <w:tcPr>
-            <w:tcW w:w="3884" w:type="dxa"/>
-            <w:gridSpan w:val="2"/>
+            <w:tcW w:w="2297" w:type="dxa"/>
           </w:tcPr>
           <w:p>
             <w:pPr>
@@ -615,7 +589,7 @@
         </w:trPr>
         <w:tc>
           <w:tcPr>
-            <w:tcW w:w="1988" w:type="dxa"/>
+            <w:tcW w:w="1638" w:type="dxa"/>
             <w:gridSpan w:val="2"/>
             <w:shd w:val="clear" w:color="auto" w:fill="EDD2C4"/>
           </w:tcPr>
@@ -633,7 +607,6 @@
             </w:pPr>
             <w:r>
               <w:rPr>
-                <w:rFonts w:ascii="Aptos" w:hAnsi="Aptos" w:eastAsia="Aptos" w:cs="Aptos"/>
                 <w:color w:val="000000"/>
                 <w:sz w:val="24"/>
                 <w:szCs w:val="24"/>
@@ -644,7 +617,8 @@
         </w:tc>
         <w:tc>
           <w:tcPr>
-            <w:tcW w:w="2462" w:type="dxa"/>
+            <w:tcW w:w="4418" w:type="dxa"/>
+            <w:gridSpan w:val="2"/>
           </w:tcPr>
           <w:p>
             <w:pPr>
@@ -658,7 +632,6 @@
             </w:pPr>
             <w:r>
               <w:rPr>
-                <w:rFonts w:ascii="Aptos" w:hAnsi="Aptos" w:eastAsia="Aptos" w:cs="Aptos"/>
                 <w:color w:val="000000"/>
                 <w:sz w:val="24"/>
                 <w:szCs w:val="24"/>
@@ -669,7 +642,7 @@
         </w:tc>
         <w:tc>
           <w:tcPr>
-            <w:tcW w:w="1240" w:type="dxa"/>
+            <w:tcW w:w="1221" w:type="dxa"/>
             <w:gridSpan w:val="2"/>
           </w:tcPr>
           <w:p>
@@ -686,8 +659,7 @@
         </w:tc>
         <w:tc>
           <w:tcPr>
-            <w:tcW w:w="3884" w:type="dxa"/>
-            <w:gridSpan w:val="2"/>
+            <w:tcW w:w="2297" w:type="dxa"/>
           </w:tcPr>
           <w:p>
             <w:pPr>
@@ -708,7 +680,7 @@
         </w:trPr>
         <w:tc>
           <w:tcPr>
-            <w:tcW w:w="1988" w:type="dxa"/>
+            <w:tcW w:w="1638" w:type="dxa"/>
             <w:gridSpan w:val="2"/>
             <w:shd w:val="clear" w:color="auto" w:fill="EDD2C4"/>
           </w:tcPr>
@@ -724,7 +696,6 @@
             </w:pPr>
             <w:r>
               <w:rPr>
-                <w:rFonts w:ascii="Aptos" w:hAnsi="Aptos" w:eastAsia="Aptos" w:cs="Aptos"/>
                 <w:color w:val="000000"/>
                 <w:sz w:val="24"/>
                 <w:szCs w:val="24"/>
@@ -735,7 +706,8 @@
         </w:tc>
         <w:tc>
           <w:tcPr>
-            <w:tcW w:w="2462" w:type="dxa"/>
+            <w:tcW w:w="4418" w:type="dxa"/>
+            <w:gridSpan w:val="2"/>
           </w:tcPr>
           <w:p>
             <w:pPr>
@@ -749,7 +721,6 @@
             </w:pPr>
             <w:r>
               <w:rPr>
-                <w:rFonts w:ascii="Aptos" w:hAnsi="Aptos" w:eastAsia="Aptos" w:cs="Aptos"/>
                 <w:color w:val="000000"/>
                 <w:sz w:val="24"/>
                 <w:szCs w:val="24"/>
@@ -760,7 +731,7 @@
         </w:tc>
         <w:tc>
           <w:tcPr>
-            <w:tcW w:w="1240" w:type="dxa"/>
+            <w:tcW w:w="1221" w:type="dxa"/>
             <w:gridSpan w:val="2"/>
           </w:tcPr>
           <w:p>
@@ -777,8 +748,7 @@
         </w:tc>
         <w:tc>
           <w:tcPr>
-            <w:tcW w:w="3884" w:type="dxa"/>
-            <w:gridSpan w:val="2"/>
+            <w:tcW w:w="2297" w:type="dxa"/>
           </w:tcPr>
           <w:p>
             <w:pPr>
@@ -799,7 +769,7 @@
         </w:trPr>
         <w:tc>
           <w:tcPr>
-            <w:tcW w:w="1988" w:type="dxa"/>
+            <w:tcW w:w="1638" w:type="dxa"/>
             <w:gridSpan w:val="2"/>
             <w:shd w:val="clear" w:color="auto" w:fill="EDD2C4"/>
           </w:tcPr>
@@ -815,7 +785,6 @@
             </w:pPr>
             <w:r>
               <w:rPr>
-                <w:rFonts w:ascii="Aptos" w:hAnsi="Aptos" w:eastAsia="Aptos" w:cs="Aptos"/>
                 <w:color w:val="000000"/>
                 <w:sz w:val="24"/>
                 <w:szCs w:val="24"/>
@@ -826,7 +795,8 @@
         </w:tc>
         <w:tc>
           <w:tcPr>
-            <w:tcW w:w="2462" w:type="dxa"/>
+            <w:tcW w:w="4418" w:type="dxa"/>
+            <w:gridSpan w:val="2"/>
           </w:tcPr>
           <w:p>
             <w:pPr>
@@ -840,7 +810,6 @@
             </w:pPr>
             <w:r>
               <w:rPr>
-                <w:rFonts w:ascii="Aptos" w:hAnsi="Aptos" w:eastAsia="Aptos" w:cs="Aptos"/>
                 <w:color w:val="000000"/>
                 <w:sz w:val="24"/>
                 <w:szCs w:val="24"/>
@@ -849,7 +818,6 @@
             </w:r>
             <w:r>
               <w:rPr>
-                <w:rFonts w:ascii="Aptos" w:hAnsi="Aptos" w:eastAsia="Aptos" w:cs="Aptos"/>
                 <w:i/>
                 <w:iCs/>
                 <w:color w:val="000000"/>
@@ -860,7 +828,6 @@
             </w:r>
             <w:r>
               <w:rPr>
-                <w:rFonts w:ascii="Aptos" w:hAnsi="Aptos" w:eastAsia="Aptos" w:cs="Aptos"/>
                 <w:color w:val="000000"/>
                 <w:sz w:val="24"/>
                 <w:szCs w:val="24"/>
@@ -869,7 +836,6 @@
             </w:r>
             <w:r>
               <w:rPr>
-                <w:rFonts w:ascii="Aptos" w:hAnsi="Aptos" w:eastAsia="Aptos" w:cs="Aptos"/>
                 <w:i/>
                 <w:iCs/>
                 <w:color w:val="000000"/>
@@ -880,28 +846,17 @@
             </w:r>
             <w:r>
               <w:rPr>
-                <w:rFonts w:ascii="Aptos" w:hAnsi="Aptos" w:eastAsia="Aptos" w:cs="Aptos"/>
                 <w:color w:val="000000"/>
                 <w:sz w:val="24"/>
                 <w:szCs w:val="24"/>
               </w:rPr>
-              <w:t xml:space="preserve">and provided options that considered the athlete’s desires and provided safe and appropriate guidance </w:t>
-            </w:r>
-            <w:r>
-              <w:rPr>
-                <w:rFonts w:ascii="Aptos" w:hAnsi="Aptos" w:eastAsia="Aptos" w:cs="Aptos"/>
-                <w:color w:val="000000"/>
-                <w:sz w:val="24"/>
-                <w:szCs w:val="24"/>
-              </w:rPr>
-              <w:lastRenderedPageBreak/>
-              <w:t>in the interim.</w:t>
+              <w:t>and provided options that considered the athlete’s desires and provided safe and appropriate guidance in the interim.</w:t>
             </w:r>
           </w:p>
         </w:tc>
         <w:tc>
           <w:tcPr>
-            <w:tcW w:w="1240" w:type="dxa"/>
+            <w:tcW w:w="1221" w:type="dxa"/>
             <w:gridSpan w:val="2"/>
           </w:tcPr>
           <w:p>
@@ -918,8 +873,7 @@
         </w:tc>
         <w:tc>
           <w:tcPr>
-            <w:tcW w:w="3884" w:type="dxa"/>
-            <w:gridSpan w:val="2"/>
+            <w:tcW w:w="2297" w:type="dxa"/>
           </w:tcPr>
           <w:p>
             <w:pPr>
@@ -940,7 +894,7 @@
         </w:trPr>
         <w:tc>
           <w:tcPr>
-            <w:tcW w:w="1988" w:type="dxa"/>
+            <w:tcW w:w="1638" w:type="dxa"/>
             <w:gridSpan w:val="2"/>
             <w:shd w:val="clear" w:color="auto" w:fill="EDD2C4"/>
           </w:tcPr>
@@ -956,7 +910,6 @@
             </w:pPr>
             <w:r>
               <w:rPr>
-                <w:rFonts w:ascii="Aptos" w:hAnsi="Aptos" w:eastAsia="Aptos" w:cs="Aptos"/>
                 <w:color w:val="000000"/>
                 <w:sz w:val="24"/>
                 <w:szCs w:val="24"/>
@@ -967,7 +920,8 @@
         </w:tc>
         <w:tc>
           <w:tcPr>
-            <w:tcW w:w="2462" w:type="dxa"/>
+            <w:tcW w:w="4418" w:type="dxa"/>
+            <w:gridSpan w:val="2"/>
           </w:tcPr>
           <w:p>
             <w:pPr>
@@ -981,7 +935,6 @@
             </w:pPr>
             <w:r>
               <w:rPr>
-                <w:rFonts w:ascii="Aptos" w:hAnsi="Aptos" w:eastAsia="Aptos" w:cs="Aptos"/>
                 <w:color w:val="000000"/>
                 <w:sz w:val="24"/>
                 <w:szCs w:val="24"/>
@@ -992,7 +945,7 @@
         </w:tc>
         <w:tc>
           <w:tcPr>
-            <w:tcW w:w="1240" w:type="dxa"/>
+            <w:tcW w:w="1221" w:type="dxa"/>
             <w:gridSpan w:val="2"/>
           </w:tcPr>
           <w:p>
@@ -1009,8 +962,7 @@
         </w:tc>
         <w:tc>
           <w:tcPr>
-            <w:tcW w:w="3884" w:type="dxa"/>
-            <w:gridSpan w:val="2"/>
+            <w:tcW w:w="2297" w:type="dxa"/>
           </w:tcPr>
           <w:p>
             <w:pPr>
@@ -1037,7 +989,6 @@
       </w:pPr>
       <w:r>
         <w:rPr>
-          <w:rFonts w:ascii="Aptos" w:hAnsi="Aptos" w:eastAsia="Aptos" w:cs="Aptos"/>
           <w:color w:val="000000"/>
           <w:sz w:val="20"/>
           <w:szCs w:val="20"/>
@@ -1046,7 +997,6 @@
       </w:r>
       <w:r>
         <w:rPr>
-          <w:rFonts w:ascii="Aptos" w:hAnsi="Aptos" w:eastAsia="Aptos" w:cs="Aptos"/>
           <w:color w:val="000000"/>
           <w:sz w:val="20"/>
           <w:szCs w:val="20"/>
@@ -1065,7 +1015,6 @@
       </w:pPr>
       <w:r>
         <w:rPr>
-          <w:rFonts w:ascii="Aptos" w:hAnsi="Aptos" w:eastAsia="Aptos" w:cs="Aptos"/>
           <w:color w:val="000000"/>
           <w:sz w:val="24"/>
           <w:szCs w:val="24"/>
@@ -1086,7 +1035,7 @@
 </file>
 
 <file path=word/endnotes.xml><?xml version="1.0" encoding="utf-8"?>
-<w:endnotes xmlns:wpc="http://schemas.microsoft.com/office/word/2010/wordprocessingCanvas" xmlns:cx="http://schemas.microsoft.com/office/drawing/2014/chartex" xmlns:cx1="http://schemas.microsoft.com/office/drawing/2015/9/8/chartex" xmlns:cx2="http://schemas.microsoft.com/office/drawing/2015/10/21/chartex" xmlns:cx3="http://schemas.microsoft.com/office/drawing/2016/5/9/chartex" xmlns:cx4="http://schemas.microsoft.com/office/drawing/2016/5/10/chartex" xmlns:cx5="http://schemas.microsoft.com/office/drawing/2016/5/11/chartex" xmlns:cx6="http://schemas.microsoft.com/office/drawing/2016/5/12/chartex" xmlns:cx7="http://schemas.microsoft.com/office/drawing/2016/5/13/chartex" xmlns:cx8="http://schemas.microsoft.com/office/drawing/2016/5/14/chartex" xmlns:mc="http://schemas.openxmlformats.org/markup-compatibility/2006" xmlns:aink="http://schemas.microsoft.com/office/drawing/2016/ink" xmlns:am3d="http://schemas.microsoft.com/office/drawing/2017/model3d" xmlns:o="urn:schemas-microsoft-com:office:office" xmlns:oel="http://schemas.microsoft.com/office/2019/extlst" xmlns:r="http://schemas.openxmlformats.org/officeDocument/2006/relationships" xmlns:m="http://schemas.openxmlformats.org/officeDocument/2006/math" xmlns:v="urn:schemas-microsoft-com:vml" xmlns:wp14="http://schemas.microsoft.com/office/word/2010/wordprocessingDrawing" xmlns:wp="http://schemas.openxmlformats.org/drawingml/2006/wordprocessingDrawing" xmlns:w10="urn:schemas-microsoft-com:office:word" xmlns:w="http://schemas.openxmlformats.org/wordprocessingml/2006/main" xmlns:w14="http://schemas.microsoft.com/office/word/2010/wordml" xmlns:w15="http://schemas.microsoft.com/office/word/2012/wordml" xmlns:w16cei="http://schemas.microsoft.com/office/word/2026/wordml/cei" xmlns:w16cex="http://schemas.microsoft.com/office/word/2018/wordml/cex" xmlns:w16cid="http://schemas.microsoft.com/office/word/2016/wordml/cid" xmlns:w16="http://schemas.microsoft.com/office/word/2018/wordml" xmlns:w16du="http://schemas.microsoft.com/office/word/2023/wordml/word16du" xmlns:w16sdtdh="http://schemas.microsoft.com/office/word/2020/wordml/sdtdatahash" xmlns:w16sdtfl="http://schemas.microsoft.com/office/word/2024/wordml/sdtformatlock" xmlns:w16se="http://schemas.microsoft.com/office/word/2015/wordml/symex" xmlns:wpg="http://schemas.microsoft.com/office/word/2010/wordprocessingGroup" xmlns:wpi="http://schemas.microsoft.com/office/word/2010/wordprocessingInk" xmlns:wne="http://schemas.microsoft.com/office/word/2006/wordml" xmlns:wps="http://schemas.microsoft.com/office/word/2010/wordprocessingShape" mc:Ignorable="w14 w15 w16se w16cid w16 w16cex w16sdtdh w16sdtfl w16du wp14">
+<w:endnotes xmlns:wpc="http://schemas.microsoft.com/office/word/2010/wordprocessingCanvas" xmlns:cx="http://schemas.microsoft.com/office/drawing/2014/chartex" xmlns:cx1="http://schemas.microsoft.com/office/drawing/2015/9/8/chartex" xmlns:cx2="http://schemas.microsoft.com/office/drawing/2015/10/21/chartex" xmlns:cx3="http://schemas.microsoft.com/office/drawing/2016/5/9/chartex" xmlns:cx4="http://schemas.microsoft.com/office/drawing/2016/5/10/chartex" xmlns:cx5="http://schemas.microsoft.com/office/drawing/2016/5/11/chartex" xmlns:cx6="http://schemas.microsoft.com/office/drawing/2016/5/12/chartex" xmlns:cx7="http://schemas.microsoft.com/office/drawing/2016/5/13/chartex" xmlns:cx8="http://schemas.microsoft.com/office/drawing/2016/5/14/chartex" xmlns:mc="http://schemas.openxmlformats.org/markup-compatibility/2006" xmlns:aink="http://schemas.microsoft.com/office/drawing/2016/ink" xmlns:am3d="http://schemas.microsoft.com/office/drawing/2017/model3d" xmlns:o="urn:schemas-microsoft-com:office:office" xmlns:oel="http://schemas.microsoft.com/office/2019/extlst" xmlns:r="http://schemas.openxmlformats.org/officeDocument/2006/relationships" xmlns:m="http://schemas.openxmlformats.org/officeDocument/2006/math" xmlns:v="urn:schemas-microsoft-com:vml" xmlns:wp14="http://schemas.microsoft.com/office/word/2010/wordprocessingDrawing" xmlns:wp="http://schemas.openxmlformats.org/drawingml/2006/wordprocessingDrawing" xmlns:w10="urn:schemas-microsoft-com:office:word" xmlns:w="http://schemas.openxmlformats.org/wordprocessingml/2006/main" xmlns:w14="http://schemas.microsoft.com/office/word/2010/wordml" xmlns:w15="http://schemas.microsoft.com/office/word/2012/wordml" xmlns:w16cex="http://schemas.microsoft.com/office/word/2018/wordml/cex" xmlns:w16cid="http://schemas.microsoft.com/office/word/2016/wordml/cid" xmlns:w16="http://schemas.microsoft.com/office/word/2018/wordml" xmlns:w16du="http://schemas.microsoft.com/office/word/2023/wordml/word16du" xmlns:w16sdtdh="http://schemas.microsoft.com/office/word/2020/wordml/sdtdatahash" xmlns:w16sdtfl="http://schemas.microsoft.com/office/word/2024/wordml/sdtformatlock" xmlns:w16se="http://schemas.microsoft.com/office/word/2015/wordml/symex" xmlns:wpg="http://schemas.microsoft.com/office/word/2010/wordprocessingGroup" xmlns:wpi="http://schemas.microsoft.com/office/word/2010/wordprocessingInk" xmlns:wne="http://schemas.microsoft.com/office/word/2006/wordml" xmlns:wps="http://schemas.microsoft.com/office/word/2010/wordprocessingShape" mc:Ignorable="w14 w15 w16se w16cid w16 w16cex w16sdtdh w16sdtfl w16du wp14">
   <w:endnote w:type="separator" w:id="-1">
     <w:p>
       <w:r>
@@ -1105,7 +1054,7 @@
 </file>
 
 <file path=word/footer1.xml><?xml version="1.0" encoding="utf-8"?>
-<w:ftr xmlns:wpc="http://schemas.microsoft.com/office/word/2010/wordprocessingCanvas" xmlns:cx="http://schemas.microsoft.com/office/drawing/2014/chartex" xmlns:cx1="http://schemas.microsoft.com/office/drawing/2015/9/8/chartex" xmlns:cx2="http://schemas.microsoft.com/office/drawing/2015/10/21/chartex" xmlns:cx3="http://schemas.microsoft.com/office/drawing/2016/5/9/chartex" xmlns:cx4="http://schemas.microsoft.com/office/drawing/2016/5/10/chartex" xmlns:cx5="http://schemas.microsoft.com/office/drawing/2016/5/11/chartex" xmlns:cx6="http://schemas.microsoft.com/office/drawing/2016/5/12/chartex" xmlns:cx7="http://schemas.microsoft.com/office/drawing/2016/5/13/chartex" xmlns:cx8="http://schemas.microsoft.com/office/drawing/2016/5/14/chartex" xmlns:mc="http://schemas.openxmlformats.org/markup-compatibility/2006" xmlns:aink="http://schemas.microsoft.com/office/drawing/2016/ink" xmlns:am3d="http://schemas.microsoft.com/office/drawing/2017/model3d" xmlns:o="urn:schemas-microsoft-com:office:office" xmlns:oel="http://schemas.microsoft.com/office/2019/extlst" xmlns:r="http://schemas.openxmlformats.org/officeDocument/2006/relationships" xmlns:m="http://schemas.openxmlformats.org/officeDocument/2006/math" xmlns:v="urn:schemas-microsoft-com:vml" xmlns:wp14="http://schemas.microsoft.com/office/word/2010/wordprocessingDrawing" xmlns:wp="http://schemas.openxmlformats.org/drawingml/2006/wordprocessingDrawing" xmlns:w10="urn:schemas-microsoft-com:office:word" xmlns:w="http://schemas.openxmlformats.org/wordprocessingml/2006/main" xmlns:w14="http://schemas.microsoft.com/office/word/2010/wordml" xmlns:w15="http://schemas.microsoft.com/office/word/2012/wordml" xmlns:w16cei="http://schemas.microsoft.com/office/word/2026/wordml/cei" xmlns:w16cex="http://schemas.microsoft.com/office/word/2018/wordml/cex" xmlns:w16cid="http://schemas.microsoft.com/office/word/2016/wordml/cid" xmlns:w16="http://schemas.microsoft.com/office/word/2018/wordml" xmlns:w16du="http://schemas.microsoft.com/office/word/2023/wordml/word16du" xmlns:w16sdtdh="http://schemas.microsoft.com/office/word/2020/wordml/sdtdatahash" xmlns:w16sdtfl="http://schemas.microsoft.com/office/word/2024/wordml/sdtformatlock" xmlns:w16se="http://schemas.microsoft.com/office/word/2015/wordml/symex" xmlns:wpg="http://schemas.microsoft.com/office/word/2010/wordprocessingGroup" xmlns:wpi="http://schemas.microsoft.com/office/word/2010/wordprocessingInk" xmlns:wne="http://schemas.microsoft.com/office/word/2006/wordml" xmlns:wps="http://schemas.microsoft.com/office/word/2010/wordprocessingShape" mc:Ignorable="w14 w15 w16se w16cid w16 w16cex w16sdtdh w16sdtfl w16du wp14">
+<w:ftr xmlns:wpc="http://schemas.microsoft.com/office/word/2010/wordprocessingCanvas" xmlns:cx="http://schemas.microsoft.com/office/drawing/2014/chartex" xmlns:cx1="http://schemas.microsoft.com/office/drawing/2015/9/8/chartex" xmlns:cx2="http://schemas.microsoft.com/office/drawing/2015/10/21/chartex" xmlns:cx3="http://schemas.microsoft.com/office/drawing/2016/5/9/chartex" xmlns:cx4="http://schemas.microsoft.com/office/drawing/2016/5/10/chartex" xmlns:cx5="http://schemas.microsoft.com/office/drawing/2016/5/11/chartex" xmlns:cx6="http://schemas.microsoft.com/office/drawing/2016/5/12/chartex" xmlns:cx7="http://schemas.microsoft.com/office/drawing/2016/5/13/chartex" xmlns:cx8="http://schemas.microsoft.com/office/drawing/2016/5/14/chartex" xmlns:mc="http://schemas.openxmlformats.org/markup-compatibility/2006" xmlns:aink="http://schemas.microsoft.com/office/drawing/2016/ink" xmlns:am3d="http://schemas.microsoft.com/office/drawing/2017/model3d" xmlns:o="urn:schemas-microsoft-com:office:office" xmlns:oel="http://schemas.microsoft.com/office/2019/extlst" xmlns:r="http://schemas.openxmlformats.org/officeDocument/2006/relationships" xmlns:m="http://schemas.openxmlformats.org/officeDocument/2006/math" xmlns:v="urn:schemas-microsoft-com:vml" xmlns:wp14="http://schemas.microsoft.com/office/word/2010/wordprocessingDrawing" xmlns:wp="http://schemas.openxmlformats.org/drawingml/2006/wordprocessingDrawing" xmlns:w10="urn:schemas-microsoft-com:office:word" xmlns:w="http://schemas.openxmlformats.org/wordprocessingml/2006/main" xmlns:w14="http://schemas.microsoft.com/office/word/2010/wordml" xmlns:w15="http://schemas.microsoft.com/office/word/2012/wordml" xmlns:w16cex="http://schemas.microsoft.com/office/word/2018/wordml/cex" xmlns:w16cid="http://schemas.microsoft.com/office/word/2016/wordml/cid" xmlns:w16="http://schemas.microsoft.com/office/word/2018/wordml" xmlns:w16du="http://schemas.microsoft.com/office/word/2023/wordml/word16du" xmlns:w16sdtdh="http://schemas.microsoft.com/office/word/2020/wordml/sdtdatahash" xmlns:w16sdtfl="http://schemas.microsoft.com/office/word/2024/wordml/sdtformatlock" xmlns:w16se="http://schemas.microsoft.com/office/word/2015/wordml/symex" xmlns:wpg="http://schemas.microsoft.com/office/word/2010/wordprocessingGroup" xmlns:wpi="http://schemas.microsoft.com/office/word/2010/wordprocessingInk" xmlns:wne="http://schemas.microsoft.com/office/word/2006/wordml" xmlns:wps="http://schemas.microsoft.com/office/word/2010/wordprocessingShape" mc:Ignorable="w14 w15 w16se w16cid w16 w16cex w16sdtdh w16sdtfl w16du wp14">
   <w:sdt>
     <w:sdtPr>
       <w:rPr>
@@ -1151,8 +1100,8 @@
         </w:r>
         <w:r>
           <w:rPr>
-            <w:rFonts w:ascii="Aptos" w:hAnsi="Aptos" w:eastAsia="Aptos" w:cs="Aptos"/>
             <w:rStyle w:val="PageNumber"/>
+            <w:rFonts w:ascii="Aptos" w:eastAsia="Aptos" w:hAnsi="Aptos"/>
             <w:noProof/>
           </w:rPr>
           <w:t>10</w:t>
@@ -1176,12 +1125,10 @@
 </file>
 
 <file path=word/footer2.xml><?xml version="1.0" encoding="utf-8"?>
-<w:ftr xmlns:wpc="http://schemas.microsoft.com/office/word/2010/wordprocessingCanvas" xmlns:cx="http://schemas.microsoft.com/office/drawing/2014/chartex" xmlns:cx1="http://schemas.microsoft.com/office/drawing/2015/9/8/chartex" xmlns:cx2="http://schemas.microsoft.com/office/drawing/2015/10/21/chartex" xmlns:cx3="http://schemas.microsoft.com/office/drawing/2016/5/9/chartex" xmlns:cx4="http://schemas.microsoft.com/office/drawing/2016/5/10/chartex" xmlns:cx5="http://schemas.microsoft.com/office/drawing/2016/5/11/chartex" xmlns:cx6="http://schemas.microsoft.com/office/drawing/2016/5/12/chartex" xmlns:cx7="http://schemas.microsoft.com/office/drawing/2016/5/13/chartex" xmlns:cx8="http://schemas.microsoft.com/office/drawing/2016/5/14/chartex" xmlns:mc="http://schemas.openxmlformats.org/markup-compatibility/2006" xmlns:aink="http://schemas.microsoft.com/office/drawing/2016/ink" xmlns:am3d="http://schemas.microsoft.com/office/drawing/2017/model3d" xmlns:o="urn:schemas-microsoft-com:office:office" xmlns:oel="http://schemas.microsoft.com/office/2019/extlst" xmlns:r="http://schemas.openxmlformats.org/officeDocument/2006/relationships" xmlns:m="http://schemas.openxmlformats.org/officeDocument/2006/math" xmlns:v="urn:schemas-microsoft-com:vml" xmlns:wp14="http://schemas.microsoft.com/office/word/2010/wordprocessingDrawing" xmlns:wp="http://schemas.openxmlformats.org/drawingml/2006/wordprocessingDrawing" xmlns:w10="urn:schemas-microsoft-com:office:word" xmlns:w="http://schemas.openxmlformats.org/wordprocessingml/2006/main" xmlns:w14="http://schemas.microsoft.com/office/word/2010/wordml" xmlns:w15="http://schemas.microsoft.com/office/word/2012/wordml" xmlns:w16cei="http://schemas.microsoft.com/office/word/2026/wordml/cei" xmlns:w16cex="http://schemas.microsoft.com/office/word/2018/wordml/cex" xmlns:w16cid="http://schemas.microsoft.com/office/word/2016/wordml/cid" xmlns:w16="http://schemas.microsoft.com/office/word/2018/wordml" xmlns:w16du="http://schemas.microsoft.com/office/word/2023/wordml/word16du" xmlns:w16sdtdh="http://schemas.microsoft.com/office/word/2020/wordml/sdtdatahash" xmlns:w16sdtfl="http://schemas.microsoft.com/office/word/2024/wordml/sdtformatlock" xmlns:w16se="http://schemas.microsoft.com/office/word/2015/wordml/symex" xmlns:wpg="http://schemas.microsoft.com/office/word/2010/wordprocessingGroup" xmlns:wpi="http://schemas.microsoft.com/office/word/2010/wordprocessingInk" xmlns:wne="http://schemas.microsoft.com/office/word/2006/wordml" xmlns:wps="http://schemas.microsoft.com/office/word/2010/wordprocessingShape" mc:Ignorable="w14 w15 w16se w16cid w16 w16cex w16sdtdh w16sdtfl w16du wp14">
+<w:ftr xmlns:wpc="http://schemas.microsoft.com/office/word/2010/wordprocessingCanvas" xmlns:cx="http://schemas.microsoft.com/office/drawing/2014/chartex" xmlns:cx1="http://schemas.microsoft.com/office/drawing/2015/9/8/chartex" xmlns:cx2="http://schemas.microsoft.com/office/drawing/2015/10/21/chartex" xmlns:cx3="http://schemas.microsoft.com/office/drawing/2016/5/9/chartex" xmlns:cx4="http://schemas.microsoft.com/office/drawing/2016/5/10/chartex" xmlns:cx5="http://schemas.microsoft.com/office/drawing/2016/5/11/chartex" xmlns:cx6="http://schemas.microsoft.com/office/drawing/2016/5/12/chartex" xmlns:cx7="http://schemas.microsoft.com/office/drawing/2016/5/13/chartex" xmlns:cx8="http://schemas.microsoft.com/office/drawing/2016/5/14/chartex" xmlns:mc="http://schemas.openxmlformats.org/markup-compatibility/2006" xmlns:aink="http://schemas.microsoft.com/office/drawing/2016/ink" xmlns:am3d="http://schemas.microsoft.com/office/drawing/2017/model3d" xmlns:o="urn:schemas-microsoft-com:office:office" xmlns:oel="http://schemas.microsoft.com/office/2019/extlst" xmlns:r="http://schemas.openxmlformats.org/officeDocument/2006/relationships" xmlns:m="http://schemas.openxmlformats.org/officeDocument/2006/math" xmlns:v="urn:schemas-microsoft-com:vml" xmlns:wp14="http://schemas.microsoft.com/office/word/2010/wordprocessingDrawing" xmlns:wp="http://schemas.openxmlformats.org/drawingml/2006/wordprocessingDrawing" xmlns:w10="urn:schemas-microsoft-com:office:word" xmlns:w="http://schemas.openxmlformats.org/wordprocessingml/2006/main" xmlns:w14="http://schemas.microsoft.com/office/word/2010/wordml" xmlns:w15="http://schemas.microsoft.com/office/word/2012/wordml" xmlns:w16cex="http://schemas.microsoft.com/office/word/2018/wordml/cex" xmlns:w16cid="http://schemas.microsoft.com/office/word/2016/wordml/cid" xmlns:w16="http://schemas.microsoft.com/office/word/2018/wordml" xmlns:w16du="http://schemas.microsoft.com/office/word/2023/wordml/word16du" xmlns:w16sdtdh="http://schemas.microsoft.com/office/word/2020/wordml/sdtdatahash" xmlns:w16sdtfl="http://schemas.microsoft.com/office/word/2024/wordml/sdtformatlock" xmlns:w16se="http://schemas.microsoft.com/office/word/2015/wordml/symex" xmlns:wpg="http://schemas.microsoft.com/office/word/2010/wordprocessingGroup" xmlns:wpi="http://schemas.microsoft.com/office/word/2010/wordprocessingInk" xmlns:wne="http://schemas.microsoft.com/office/word/2006/wordml" xmlns:wps="http://schemas.microsoft.com/office/word/2010/wordprocessingShape" mc:Ignorable="w14 w15 w16se w16cid w16 w16cex w16sdtdh w16sdtfl w16du wp14">
   <w:p>
     <w:pPr>
-      <w:spacing w:line="240" w:lineRule="auto" w:before="0" w:after="0"/>
       <w:ind w:right="360"/>
-      <w:jc w:val="left"/>
       <w:rPr>
         <w:sz w:val="16"/>
         <w:szCs w:val="16"/>
@@ -1189,14 +1136,12 @@
     </w:pPr>
     <w:r>
       <w:rPr>
-        <w:rFonts w:ascii="Aptos" w:hAnsi="Aptos" w:eastAsia="Aptos" w:cs="Aptos"/>
         <w:sz w:val="18"/>
       </w:rPr>
       <w:t xml:space="preserve">From J.M. Larson and H.L. Stedge, </w:t>
     </w:r>
     <w:r>
       <w:rPr>
-        <w:rFonts w:ascii="Aptos" w:hAnsi="Aptos" w:eastAsia="Aptos" w:cs="Aptos"/>
         <w:i/>
         <w:sz w:val="18"/>
       </w:rPr>
@@ -1204,7 +1149,6 @@
     </w:r>
     <w:r>
       <w:rPr>
-        <w:rFonts w:ascii="Aptos" w:hAnsi="Aptos" w:eastAsia="Aptos" w:cs="Aptos"/>
         <w:sz w:val="18"/>
       </w:rPr>
       <w:t xml:space="preserve"> (Human Kinetics, 2027).</w:t>
@@ -1214,7 +1158,7 @@
 </file>
 
 <file path=word/footnotes.xml><?xml version="1.0" encoding="utf-8"?>
-<w:footnotes xmlns:wpc="http://schemas.microsoft.com/office/word/2010/wordprocessingCanvas" xmlns:cx="http://schemas.microsoft.com/office/drawing/2014/chartex" xmlns:cx1="http://schemas.microsoft.com/office/drawing/2015/9/8/chartex" xmlns:cx2="http://schemas.microsoft.com/office/drawing/2015/10/21/chartex" xmlns:cx3="http://schemas.microsoft.com/office/drawing/2016/5/9/chartex" xmlns:cx4="http://schemas.microsoft.com/office/drawing/2016/5/10/chartex" xmlns:cx5="http://schemas.microsoft.com/office/drawing/2016/5/11/chartex" xmlns:cx6="http://schemas.microsoft.com/office/drawing/2016/5/12/chartex" xmlns:cx7="http://schemas.microsoft.com/office/drawing/2016/5/13/chartex" xmlns:cx8="http://schemas.microsoft.com/office/drawing/2016/5/14/chartex" xmlns:mc="http://schemas.openxmlformats.org/markup-compatibility/2006" xmlns:aink="http://schemas.microsoft.com/office/drawing/2016/ink" xmlns:am3d="http://schemas.microsoft.com/office/drawing/2017/model3d" xmlns:o="urn:schemas-microsoft-com:office:office" xmlns:oel="http://schemas.microsoft.com/office/2019/extlst" xmlns:r="http://schemas.openxmlformats.org/officeDocument/2006/relationships" xmlns:m="http://schemas.openxmlformats.org/officeDocument/2006/math" xmlns:v="urn:schemas-microsoft-com:vml" xmlns:wp14="http://schemas.microsoft.com/office/word/2010/wordprocessingDrawing" xmlns:wp="http://schemas.openxmlformats.org/drawingml/2006/wordprocessingDrawing" xmlns:w10="urn:schemas-microsoft-com:office:word" xmlns:w="http://schemas.openxmlformats.org/wordprocessingml/2006/main" xmlns:w14="http://schemas.microsoft.com/office/word/2010/wordml" xmlns:w15="http://schemas.microsoft.com/office/word/2012/wordml" xmlns:w16cei="http://schemas.microsoft.com/office/word/2026/wordml/cei" xmlns:w16cex="http://schemas.microsoft.com/office/word/2018/wordml/cex" xmlns:w16cid="http://schemas.microsoft.com/office/word/2016/wordml/cid" xmlns:w16="http://schemas.microsoft.com/office/word/2018/wordml" xmlns:w16du="http://schemas.microsoft.com/office/word/2023/wordml/word16du" xmlns:w16sdtdh="http://schemas.microsoft.com/office/word/2020/wordml/sdtdatahash" xmlns:w16sdtfl="http://schemas.microsoft.com/office/word/2024/wordml/sdtformatlock" xmlns:w16se="http://schemas.microsoft.com/office/word/2015/wordml/symex" xmlns:wpg="http://schemas.microsoft.com/office/word/2010/wordprocessingGroup" xmlns:wpi="http://schemas.microsoft.com/office/word/2010/wordprocessingInk" xmlns:wne="http://schemas.microsoft.com/office/word/2006/wordml" xmlns:wps="http://schemas.microsoft.com/office/word/2010/wordprocessingShape" mc:Ignorable="w14 w15 w16se w16cid w16 w16cex w16sdtdh w16sdtfl w16du wp14">
+<w:footnotes xmlns:wpc="http://schemas.microsoft.com/office/word/2010/wordprocessingCanvas" xmlns:cx="http://schemas.microsoft.com/office/drawing/2014/chartex" xmlns:cx1="http://schemas.microsoft.com/office/drawing/2015/9/8/chartex" xmlns:cx2="http://schemas.microsoft.com/office/drawing/2015/10/21/chartex" xmlns:cx3="http://schemas.microsoft.com/office/drawing/2016/5/9/chartex" xmlns:cx4="http://schemas.microsoft.com/office/drawing/2016/5/10/chartex" xmlns:cx5="http://schemas.microsoft.com/office/drawing/2016/5/11/chartex" xmlns:cx6="http://schemas.microsoft.com/office/drawing/2016/5/12/chartex" xmlns:cx7="http://schemas.microsoft.com/office/drawing/2016/5/13/chartex" xmlns:cx8="http://schemas.microsoft.com/office/drawing/2016/5/14/chartex" xmlns:mc="http://schemas.openxmlformats.org/markup-compatibility/2006" xmlns:aink="http://schemas.microsoft.com/office/drawing/2016/ink" xmlns:am3d="http://schemas.microsoft.com/office/drawing/2017/model3d" xmlns:o="urn:schemas-microsoft-com:office:office" xmlns:oel="http://schemas.microsoft.com/office/2019/extlst" xmlns:r="http://schemas.openxmlformats.org/officeDocument/2006/relationships" xmlns:m="http://schemas.openxmlformats.org/officeDocument/2006/math" xmlns:v="urn:schemas-microsoft-com:vml" xmlns:wp14="http://schemas.microsoft.com/office/word/2010/wordprocessingDrawing" xmlns:wp="http://schemas.openxmlformats.org/drawingml/2006/wordprocessingDrawing" xmlns:w10="urn:schemas-microsoft-com:office:word" xmlns:w="http://schemas.openxmlformats.org/wordprocessingml/2006/main" xmlns:w14="http://schemas.microsoft.com/office/word/2010/wordml" xmlns:w15="http://schemas.microsoft.com/office/word/2012/wordml" xmlns:w16cex="http://schemas.microsoft.com/office/word/2018/wordml/cex" xmlns:w16cid="http://schemas.microsoft.com/office/word/2016/wordml/cid" xmlns:w16="http://schemas.microsoft.com/office/word/2018/wordml" xmlns:w16du="http://schemas.microsoft.com/office/word/2023/wordml/word16du" xmlns:w16sdtdh="http://schemas.microsoft.com/office/word/2020/wordml/sdtdatahash" xmlns:w16sdtfl="http://schemas.microsoft.com/office/word/2024/wordml/sdtformatlock" xmlns:w16se="http://schemas.microsoft.com/office/word/2015/wordml/symex" xmlns:wpg="http://schemas.microsoft.com/office/word/2010/wordprocessingGroup" xmlns:wpi="http://schemas.microsoft.com/office/word/2010/wordprocessingInk" xmlns:wne="http://schemas.microsoft.com/office/word/2006/wordml" xmlns:wps="http://schemas.microsoft.com/office/word/2010/wordprocessingShape" mc:Ignorable="w14 w15 w16se w16cid w16 w16cex w16sdtdh w16sdtfl w16du wp14">
   <w:footnote w:type="separator" w:id="-1">
     <w:p>
       <w:r>
@@ -1233,7 +1177,7 @@
 </file>
 
 <file path=word/numbering.xml><?xml version="1.0" encoding="utf-8"?>
-<w:numbering xmlns:wpc="http://schemas.microsoft.com/office/word/2010/wordprocessingCanvas" xmlns:cx="http://schemas.microsoft.com/office/drawing/2014/chartex" xmlns:cx1="http://schemas.microsoft.com/office/drawing/2015/9/8/chartex" xmlns:cx2="http://schemas.microsoft.com/office/drawing/2015/10/21/chartex" xmlns:cx3="http://schemas.microsoft.com/office/drawing/2016/5/9/chartex" xmlns:cx4="http://schemas.microsoft.com/office/drawing/2016/5/10/chartex" xmlns:cx5="http://schemas.microsoft.com/office/drawing/2016/5/11/chartex" xmlns:cx6="http://schemas.microsoft.com/office/drawing/2016/5/12/chartex" xmlns:cx7="http://schemas.microsoft.com/office/drawing/2016/5/13/chartex" xmlns:cx8="http://schemas.microsoft.com/office/drawing/2016/5/14/chartex" xmlns:mc="http://schemas.openxmlformats.org/markup-compatibility/2006" xmlns:aink="http://schemas.microsoft.com/office/drawing/2016/ink" xmlns:am3d="http://schemas.microsoft.com/office/drawing/2017/model3d" xmlns:o="urn:schemas-microsoft-com:office:office" xmlns:oel="http://schemas.microsoft.com/office/2019/extlst" xmlns:r="http://schemas.openxmlformats.org/officeDocument/2006/relationships" xmlns:m="http://schemas.openxmlformats.org/officeDocument/2006/math" xmlns:v="urn:schemas-microsoft-com:vml" xmlns:wp14="http://schemas.microsoft.com/office/word/2010/wordprocessingDrawing" xmlns:wp="http://schemas.openxmlformats.org/drawingml/2006/wordprocessingDrawing" xmlns:w10="urn:schemas-microsoft-com:office:word" xmlns:w="http://schemas.openxmlformats.org/wordprocessingml/2006/main" xmlns:w14="http://schemas.microsoft.com/office/word/2010/wordml" xmlns:w15="http://schemas.microsoft.com/office/word/2012/wordml" xmlns:w16cei="http://schemas.microsoft.com/office/word/2026/wordml/cei" xmlns:w16cex="http://schemas.microsoft.com/office/word/2018/wordml/cex" xmlns:w16cid="http://schemas.microsoft.com/office/word/2016/wordml/cid" xmlns:w16="http://schemas.microsoft.com/office/word/2018/wordml" xmlns:w16du="http://schemas.microsoft.com/office/word/2023/wordml/word16du" xmlns:w16sdtdh="http://schemas.microsoft.com/office/word/2020/wordml/sdtdatahash" xmlns:w16sdtfl="http://schemas.microsoft.com/office/word/2024/wordml/sdtformatlock" xmlns:w16se="http://schemas.microsoft.com/office/word/2015/wordml/symex" xmlns:wpg="http://schemas.microsoft.com/office/word/2010/wordprocessingGroup" xmlns:wpi="http://schemas.microsoft.com/office/word/2010/wordprocessingInk" xmlns:wne="http://schemas.microsoft.com/office/word/2006/wordml" xmlns:wps="http://schemas.microsoft.com/office/word/2010/wordprocessingShape" mc:Ignorable="w14 w15 w16se w16cid w16 w16cex w16sdtdh w16sdtfl w16du wp14">
+<w:numbering xmlns:wpc="http://schemas.microsoft.com/office/word/2010/wordprocessingCanvas" xmlns:cx="http://schemas.microsoft.com/office/drawing/2014/chartex" xmlns:cx1="http://schemas.microsoft.com/office/drawing/2015/9/8/chartex" xmlns:cx2="http://schemas.microsoft.com/office/drawing/2015/10/21/chartex" xmlns:cx3="http://schemas.microsoft.com/office/drawing/2016/5/9/chartex" xmlns:cx4="http://schemas.microsoft.com/office/drawing/2016/5/10/chartex" xmlns:cx5="http://schemas.microsoft.com/office/drawing/2016/5/11/chartex" xmlns:cx6="http://schemas.microsoft.com/office/drawing/2016/5/12/chartex" xmlns:cx7="http://schemas.microsoft.com/office/drawing/2016/5/13/chartex" xmlns:cx8="http://schemas.microsoft.com/office/drawing/2016/5/14/chartex" xmlns:mc="http://schemas.openxmlformats.org/markup-compatibility/2006" xmlns:aink="http://schemas.microsoft.com/office/drawing/2016/ink" xmlns:am3d="http://schemas.microsoft.com/office/drawing/2017/model3d" xmlns:o="urn:schemas-microsoft-com:office:office" xmlns:oel="http://schemas.microsoft.com/office/2019/extlst" xmlns:r="http://schemas.openxmlformats.org/officeDocument/2006/relationships" xmlns:m="http://schemas.openxmlformats.org/officeDocument/2006/math" xmlns:v="urn:schemas-microsoft-com:vml" xmlns:wp14="http://schemas.microsoft.com/office/word/2010/wordprocessingDrawing" xmlns:wp="http://schemas.openxmlformats.org/drawingml/2006/wordprocessingDrawing" xmlns:w10="urn:schemas-microsoft-com:office:word" xmlns:w="http://schemas.openxmlformats.org/wordprocessingml/2006/main" xmlns:w14="http://schemas.microsoft.com/office/word/2010/wordml" xmlns:w15="http://schemas.microsoft.com/office/word/2012/wordml" xmlns:w16cex="http://schemas.microsoft.com/office/word/2018/wordml/cex" xmlns:w16cid="http://schemas.microsoft.com/office/word/2016/wordml/cid" xmlns:w16="http://schemas.microsoft.com/office/word/2018/wordml" xmlns:w16du="http://schemas.microsoft.com/office/word/2023/wordml/word16du" xmlns:w16sdtdh="http://schemas.microsoft.com/office/word/2020/wordml/sdtdatahash" xmlns:w16sdtfl="http://schemas.microsoft.com/office/word/2024/wordml/sdtformatlock" xmlns:w16se="http://schemas.microsoft.com/office/word/2015/wordml/symex" xmlns:wpg="http://schemas.microsoft.com/office/word/2010/wordprocessingGroup" xmlns:wpi="http://schemas.microsoft.com/office/word/2010/wordprocessingInk" xmlns:wne="http://schemas.microsoft.com/office/word/2006/wordml" xmlns:wps="http://schemas.microsoft.com/office/word/2010/wordprocessingShape" mc:Ignorable="w14 w15 w16se w16cid w16 w16cex w16sdtdh w16sdtfl w16du wp14">
   <w:abstractNum w:abstractNumId="0" w15:restartNumberingAfterBreak="0">
     <w:nsid w:val="C75FFA33"/>
     <w:multiLevelType w:val="hybridMultilevel"/>
